--- a/lib/engine-v2/national/templates-official/building-use-start.docx
+++ b/lib/engine-v2/national/templates-official/building-use-start.docx
@@ -195,13 +195,7 @@
               <w:jc w:val="right"/>
             </w:pPr>
             <w:r>
-              <w:t>{{</w:t>
-            </w:r>
-            <w:r>
-              <w:t>submitterAddress</w:t>
-            </w:r>
-            <w:r>
-              <w:t>}}</w:t>
+              <w:t xml:space="preserve">{{submitterAddress}}</w:t>
             </w:r>
           </w:p>
           <w:p>
@@ -255,13 +249,7 @@
               <w:t xml:space="preserve">　</w:t>
             </w:r>
             <w:r>
-              <w:t>{{</w:t>
-            </w:r>
-            <w:r>
-              <w:t>submitterPhone</w:t>
-            </w:r>
-            <w:r>
-              <w:t>}}</w:t>
+              <w:t xml:space="preserve">{{submitterPhone}}</w:t>
             </w:r>
           </w:p>
           <w:p>
@@ -301,7 +289,7 @@
               <w:rPr>
                 <w:rFonts w:hint="eastAsia"/>
               </w:rPr>
-              <w:t>氏　名</w:t>
+              <w:t xml:space="preserve">氏　名</w:t>
             </w:r>
             <w:r>
               <w:rPr>
@@ -310,13 +298,7 @@
               <w:t xml:space="preserve">　</w:t>
             </w:r>
             <w:r>
-              <w:t>{{</w:t>
-            </w:r>
-            <w:r>
-              <w:t>submitterName</w:t>
-            </w:r>
-            <w:r>
-              <w:t>}}</w:t>
+              <w:t xml:space="preserve">{{submitterName}}</w:t>
             </w:r>
           </w:p>
         </w:tc>
@@ -384,13 +366,7 @@
               <w:ind w:right="6"/>
             </w:pPr>
             <w:r>
-              <w:t>{{</w:t>
-            </w:r>
-            <w:r>
-              <w:t>buildingAddress</w:t>
-            </w:r>
-            <w:r>
-              <w:t>}}</w:t>
+              <w:t xml:space="preserve">{{buildingAddress}}</w:t>
             </w:r>
           </w:p>
           <w:p>
@@ -444,13 +420,7 @@
               <w:t xml:space="preserve">電話　</w:t>
             </w:r>
             <w:r>
-              <w:t>{{</w:t>
-            </w:r>
-            <w:r>
-              <w:t>buildingPhone}</w:t>
-            </w:r>
-            <w:r>
-              <w:t>}</w:t>
+              <w:t xml:space="preserve">{{buildingPhone}}</w:t>
             </w:r>
           </w:p>
         </w:tc>
@@ -522,19 +492,7 @@
               <w:rPr>
                 <w:color w:val="FF0000"/>
               </w:rPr>
-              <w:t>{{</w:t>
-            </w:r>
-            <w:r>
-              <w:rPr>
-                <w:color w:val="FF0000"/>
-              </w:rPr>
-              <w:t>buildingName</w:t>
-            </w:r>
-            <w:r>
-              <w:rPr>
-                <w:color w:val="FF0000"/>
-              </w:rPr>
-              <w:t>}}</w:t>
+              <w:t xml:space="preserve">{{buildingName}}</w:t>
             </w:r>
           </w:p>
           <w:p>
@@ -601,19 +559,7 @@
               <w:rPr>
                 <w:color w:val="FF0000"/>
               </w:rPr>
-              <w:t>{{</w:t>
-            </w:r>
-            <w:r>
-              <w:rPr>
-                <w:color w:val="FF0000"/>
-              </w:rPr>
-              <w:t>mainUse</w:t>
-            </w:r>
-            <w:r>
-              <w:rPr>
-                <w:color w:val="FF0000"/>
-              </w:rPr>
-              <w:t>}}</w:t>
+              <w:t xml:space="preserve">{{mainUse}}</w:t>
             </w:r>
           </w:p>
           <w:p>
@@ -730,9 +676,79 @@
                 <w:spacing w:val="-20"/>
                 <w:sz w:val="16"/>
               </w:rPr>
-              <w:t>{{</w:t>
-            </w:r>
-            <w:r>
+              <w:t xml:space="preserve">{{buildingConfirmationNumber}}</w:t>
+            </w:r>
+          </w:p>
+        </w:tc>
+      </w:tr>
+      <w:tr>
+        <w:trPr>
+          <w:trHeight w:val="405"/>
+        </w:trPr>
+        <w:tc>
+          <w:tcPr>
+            <w:tcW w:w="1706" w:type="dxa"/>
+            <w:gridSpan w:val="3"/>
+            <w:vAlign w:val="center"/>
+          </w:tcPr>
+          <w:p>
+            <w:pPr>
+              <w:jc w:val="center"/>
+            </w:pPr>
+            <w:r>
+              <w:rPr>
+                <w:rFonts w:hint="eastAsia"/>
+                <w:spacing w:val="15"/>
+                <w:kern w:val="0"/>
+                <w:fitText w:val="1680" w:id="-1447939839"/>
+              </w:rPr>
+              <w:t>消防同意年月日</w:t>
+            </w:r>
+          </w:p>
+        </w:tc>
+        <w:tc>
+          <w:tcPr>
+            <w:tcW w:w="2504" w:type="dxa"/>
+            <w:gridSpan w:val="4"/>
+            <w:vAlign w:val="center"/>
+          </w:tcPr>
+          <w:p>
+            <w:pPr>
+              <w:ind w:right="420"/>
+            </w:pPr>
+            <w:r>
+              <w:rPr>
+                <w:rFonts w:hint="eastAsia"/>
+              </w:rPr>
+              <w:t>{{fireConsentDate}}</w:t>
+            </w:r>
+          </w:p>
+        </w:tc>
+        <w:tc>
+          <w:tcPr>
+            <w:tcW w:w="1324" w:type="dxa"/>
+            <w:gridSpan w:val="3"/>
+            <w:vAlign w:val="center"/>
+          </w:tcPr>
+          <w:p>
+            <w:r>
+              <w:rPr>
+                <w:rFonts w:hint="eastAsia"/>
+                <w:kern w:val="0"/>
+              </w:rPr>
+              <w:t>消防同意番号</w:t>
+            </w:r>
+          </w:p>
+        </w:tc>
+        <w:tc>
+          <w:tcPr>
+            <w:tcW w:w="4252" w:type="dxa"/>
+            <w:gridSpan w:val="5"/>
+            <w:vAlign w:val="center"/>
+          </w:tcPr>
+          <w:p>
+            <w:pPr>
+              <w:ind w:firstLineChars="50" w:firstLine="60"/>
               <w:rPr>
                 <w:rFonts w:ascii="ＭＳ ゴシック" w:eastAsia="ＭＳ ゴシック" w:hAnsi="ＭＳ ゴシック"/>
                 <w:b/>
@@ -740,8 +756,7 @@
                 <w:spacing w:val="-20"/>
                 <w:sz w:val="16"/>
               </w:rPr>
-              <w:t>buildingConfirmationNumber</w:t>
-            </w:r>
+            </w:pPr>
             <w:r>
               <w:rPr>
                 <w:rFonts w:ascii="ＭＳ ゴシック" w:eastAsia="ＭＳ ゴシック" w:hAnsi="ＭＳ ゴシック"/>
@@ -750,116 +765,7 @@
                 <w:spacing w:val="-20"/>
                 <w:sz w:val="16"/>
               </w:rPr>
-              <w:t>}}</w:t>
-            </w:r>
-          </w:p>
-        </w:tc>
-      </w:tr>
-      <w:tr>
-        <w:trPr>
-          <w:trHeight w:val="405"/>
-        </w:trPr>
-        <w:tc>
-          <w:tcPr>
-            <w:tcW w:w="1706" w:type="dxa"/>
-            <w:gridSpan w:val="3"/>
-            <w:vAlign w:val="center"/>
-          </w:tcPr>
-          <w:p>
-            <w:pPr>
-              <w:jc w:val="center"/>
-            </w:pPr>
-            <w:r>
-              <w:rPr>
-                <w:rFonts w:hint="eastAsia"/>
-                <w:spacing w:val="15"/>
-                <w:kern w:val="0"/>
-                <w:fitText w:val="1680" w:id="-1447939839"/>
-              </w:rPr>
-              <w:t>消防同意年月日</w:t>
-            </w:r>
-          </w:p>
-        </w:tc>
-        <w:tc>
-          <w:tcPr>
-            <w:tcW w:w="2504" w:type="dxa"/>
-            <w:gridSpan w:val="4"/>
-            <w:vAlign w:val="center"/>
-          </w:tcPr>
-          <w:p>
-            <w:pPr>
-              <w:ind w:right="420"/>
-            </w:pPr>
-            <w:r>
-              <w:rPr>
-                <w:rFonts w:hint="eastAsia"/>
-              </w:rPr>
-              <w:t>{{fireConsentDate}}</w:t>
-            </w:r>
-          </w:p>
-        </w:tc>
-        <w:tc>
-          <w:tcPr>
-            <w:tcW w:w="1324" w:type="dxa"/>
-            <w:gridSpan w:val="3"/>
-            <w:vAlign w:val="center"/>
-          </w:tcPr>
-          <w:p>
-            <w:r>
-              <w:rPr>
-                <w:rFonts w:hint="eastAsia"/>
-                <w:kern w:val="0"/>
-              </w:rPr>
-              <w:t>消防同意番号</w:t>
-            </w:r>
-          </w:p>
-        </w:tc>
-        <w:tc>
-          <w:tcPr>
-            <w:tcW w:w="4252" w:type="dxa"/>
-            <w:gridSpan w:val="5"/>
-            <w:vAlign w:val="center"/>
-          </w:tcPr>
-          <w:p>
-            <w:pPr>
-              <w:ind w:firstLineChars="50" w:firstLine="60"/>
-              <w:rPr>
-                <w:rFonts w:ascii="ＭＳ ゴシック" w:eastAsia="ＭＳ ゴシック" w:hAnsi="ＭＳ ゴシック"/>
-                <w:b/>
-                <w:color w:val="FF0000"/>
-                <w:spacing w:val="-20"/>
-                <w:sz w:val="16"/>
-              </w:rPr>
-            </w:pPr>
-            <w:r>
-              <w:rPr>
-                <w:rFonts w:ascii="ＭＳ ゴシック" w:eastAsia="ＭＳ ゴシック" w:hAnsi="ＭＳ ゴシック"/>
-                <w:b/>
-                <w:color w:val="FF0000"/>
-                <w:spacing w:val="-20"/>
-                <w:sz w:val="16"/>
-              </w:rPr>
-              <w:t>{{</w:t>
-            </w:r>
-            <w:r>
-              <w:rPr>
-                <w:rFonts w:ascii="ＭＳ ゴシック" w:eastAsia="ＭＳ ゴシック" w:hAnsi="ＭＳ ゴシック"/>
-                <w:b/>
-                <w:color w:val="FF0000"/>
-                <w:spacing w:val="-20"/>
-                <w:sz w:val="16"/>
-              </w:rPr>
-              <w:t>fireConsentNumber</w:t>
-            </w:r>
-            <w:r>
-              <w:rPr>
-                <w:rFonts w:ascii="ＭＳ ゴシック" w:eastAsia="ＭＳ ゴシック" w:hAnsi="ＭＳ ゴシック"/>
-                <w:b/>
-                <w:color w:val="FF0000"/>
-                <w:spacing w:val="-20"/>
-                <w:sz w:val="16"/>
-              </w:rPr>
-              <w:t>}}</w:t>
+              <w:t xml:space="preserve">{{fireConsentNumber}}</w:t>
             </w:r>
           </w:p>
         </w:tc>
@@ -1038,13 +944,7 @@
               </w:rPr>
             </w:pPr>
             <w:r>
-              <w:t>{{</w:t>
-            </w:r>
-            <w:r>
-              <w:t>constructionCompleteDate</w:t>
-            </w:r>
-            <w:r>
-              <w:t>}}</w:t>
+              <w:t xml:space="preserve">{{constructionCompleteDate}}</w:t>
             </w:r>
           </w:p>
         </w:tc>
@@ -1207,13 +1107,7 @@
               </w:rPr>
             </w:pPr>
             <w:r>
-              <w:t>{{</w:t>
-            </w:r>
-            <w:r>
-              <w:t>otherPermits</w:t>
-            </w:r>
-            <w:r>
-              <w:t>}}</w:t>
+              <w:t xml:space="preserve">{{otherPermits}}</w:t>
             </w:r>
           </w:p>
         </w:tc>
@@ -1317,19 +1211,7 @@
               <w:rPr>
                 <w:rFonts w:hint="eastAsia"/>
               </w:rPr>
-              <w:t>{{</w:t>
-            </w:r>
-            <w:r>
-              <w:rPr>
-                <w:rFonts w:hint="eastAsia"/>
-              </w:rPr>
-              <w:t>buildingArea</w:t>
-            </w:r>
-            <w:r>
-              <w:rPr>
-                <w:rFonts w:hint="eastAsia"/>
-              </w:rPr>
-              <w:t>}}㎡</w:t>
+              <w:t xml:space="preserve">{{buildingArea}}㎡</w:t>
             </w:r>
           </w:p>
         </w:tc>
@@ -1369,19 +1251,7 @@
               <w:rPr>
                 <w:rFonts w:hint="eastAsia"/>
               </w:rPr>
-              <w:t>{{</w:t>
-            </w:r>
-            <w:r>
-              <w:rPr>
-                <w:rFonts w:hint="eastAsia"/>
-              </w:rPr>
-              <w:t>totalArea</w:t>
-            </w:r>
-            <w:r>
-              <w:rPr>
-                <w:rFonts w:hint="eastAsia"/>
-              </w:rPr>
-              <w:t>}}㎡</w:t>
+              <w:t xml:space="preserve">{{totalArea}}㎡</w:t>
             </w:r>
           </w:p>
         </w:tc>
@@ -1426,13 +1296,7 @@
               </w:rPr>
             </w:pPr>
             <w:r>
-              <w:t>{{</w:t>
-            </w:r>
-            <w:r>
-              <w:t>employeeCount</w:t>
-            </w:r>
-            <w:r>
-              <w:t>}}人</w:t>
+              <w:t xml:space="preserve">{{employeeCount}}人</w:t>
             </w:r>
           </w:p>
         </w:tc>
@@ -1559,19 +1423,7 @@
               <w:rPr>
                 <w:color w:val="FF0000"/>
               </w:rPr>
-              <w:t>{{</w:t>
-            </w:r>
-            <w:r>
-              <w:rPr>
-                <w:color w:val="FF0000"/>
-              </w:rPr>
-              <w:t>fireEquipment</w:t>
-            </w:r>
-            <w:r>
-              <w:rPr>
-                <w:color w:val="FF0000"/>
-              </w:rPr>
-              <w:t>}}</w:t>
+              <w:t xml:space="preserve">{{fireEquipment}}</w:t>
             </w:r>
           </w:p>
           <w:p>

--- a/lib/engine-v2/national/templates-official/building-use-start.docx
+++ b/lib/engine-v2/national/templates-official/building-use-start.docx
@@ -1583,6 +1583,11 @@
           <w:p/>
           <w:p/>
           <w:p/>
+          <w:p>
+            <w:r>
+              <w:t xml:space="preserve">{{officialUseReceipt}}</w:t>
+            </w:r>
+          </w:p>
         </w:tc>
         <w:tc>
           <w:tcPr>
@@ -1598,6 +1603,9 @@
                 <w:rFonts w:hint="eastAsia"/>
               </w:rPr>
             </w:pPr>
+            <w:r>
+              <w:t xml:space="preserve">{{officialUseProgress}}</w:t>
+            </w:r>
           </w:p>
         </w:tc>
       </w:tr>

--- a/lib/engine-v2/national/templates-official/building-use-start.docx
+++ b/lib/engine-v2/national/templates-official/building-use-start.docx
@@ -168,6 +168,9 @@
               <w:t xml:space="preserve"> </w:t>
             </w:r>
             <w:r>
+              <w:rPr>
+                <w:rFonts w:hint="eastAsia"/>
+              </w:rPr>
               <w:t xml:space="preserve">   </w:t>
             </w:r>
             <w:r>
@@ -195,6 +198,9 @@
               <w:jc w:val="right"/>
             </w:pPr>
             <w:r>
+              <w:rPr>
+                <w:rFonts w:hint="eastAsia"/>
+              </w:rPr>
               <w:t xml:space="preserve">{{submitterAddress}}</w:t>
             </w:r>
           </w:p>
@@ -249,6 +255,9 @@
               <w:t xml:space="preserve">　</w:t>
             </w:r>
             <w:r>
+              <w:rPr>
+                <w:rFonts w:hint="eastAsia"/>
+              </w:rPr>
               <w:t xml:space="preserve">{{submitterPhone}}</w:t>
             </w:r>
           </w:p>
@@ -283,6 +292,9 @@
               <w:t xml:space="preserve"> </w:t>
             </w:r>
             <w:r>
+              <w:rPr>
+                <w:rFonts w:hint="eastAsia"/>
+              </w:rPr>
               <w:t xml:space="preserve">   </w:t>
             </w:r>
             <w:r>
@@ -298,6 +310,9 @@
               <w:t xml:space="preserve">　</w:t>
             </w:r>
             <w:r>
+              <w:rPr>
+                <w:rFonts w:hint="eastAsia"/>
+              </w:rPr>
               <w:t xml:space="preserve">{{submitterName}}</w:t>
             </w:r>
           </w:p>
@@ -366,6 +381,9 @@
               <w:ind w:right="6"/>
             </w:pPr>
             <w:r>
+              <w:rPr>
+                <w:rFonts w:hint="eastAsia"/>
+              </w:rPr>
               <w:t xml:space="preserve">{{buildingAddress}}</w:t>
             </w:r>
           </w:p>
@@ -420,6 +438,9 @@
               <w:t xml:space="preserve">電話　</w:t>
             </w:r>
             <w:r>
+              <w:rPr>
+                <w:rFonts w:hint="eastAsia"/>
+              </w:rPr>
               <w:t xml:space="preserve">{{buildingPhone}}</w:t>
             </w:r>
           </w:p>
@@ -1155,6 +1176,9 @@
               <w:t xml:space="preserve">　　　 </w:t>
             </w:r>
             <w:r>
+              <w:rPr>
+                <w:rFonts w:hint="eastAsia"/>
+              </w:rPr>
               <w:t xml:space="preserve">   </w:t>
             </w:r>
             <w:r>

--- a/lib/engine-v2/national/templates-official/building-use-start.docx
+++ b/lib/engine-v2/national/templates-official/building-use-start.docx
@@ -82,7 +82,7 @@
               <w:rPr>
                 <w:rFonts w:hint="eastAsia"/>
               </w:rPr>
-              <w:t xml:space="preserve">　　　　　　　　　　　</w:t>
+              <w:t xml:space="preserve">　</w:t>
             </w:r>
           </w:p>
           <w:p>
@@ -147,36 +147,6 @@
               <w:rPr>
                 <w:rFonts w:hint="eastAsia"/>
               </w:rPr>
-              <w:t xml:space="preserve">　　　　　　　　　　　　　　</w:t>
-            </w:r>
-            <w:r>
-              <w:rPr>
-                <w:rFonts w:hint="eastAsia"/>
-              </w:rPr>
-              <w:t xml:space="preserve">　　　</w:t>
-            </w:r>
-            <w:r>
-              <w:rPr>
-                <w:rFonts w:hint="eastAsia"/>
-              </w:rPr>
-              <w:t xml:space="preserve">　</w:t>
-            </w:r>
-            <w:r>
-              <w:rPr>
-                <w:rFonts w:hint="eastAsia"/>
-              </w:rPr>
-              <w:t xml:space="preserve"> </w:t>
-            </w:r>
-            <w:r>
-              <w:rPr>
-                <w:rFonts w:hint="eastAsia"/>
-              </w:rPr>
-              <w:t xml:space="preserve">   </w:t>
-            </w:r>
-            <w:r>
-              <w:rPr>
-                <w:rFonts w:hint="eastAsia"/>
-              </w:rPr>
               <w:t>住</w:t>
             </w:r>
             <w:r>
@@ -219,28 +189,7 @@
                 <w:rFonts w:hint="eastAsia"/>
                 <w:color w:val="FF0000"/>
               </w:rPr>
-              <w:t xml:space="preserve">　　　　　　　　　　　　</w:t>
-            </w:r>
-            <w:r>
-              <w:rPr>
-                <w:rFonts w:hint="eastAsia"/>
-                <w:color w:val="FF0000"/>
-              </w:rPr>
-              <w:t xml:space="preserve">　　　</w:t>
-            </w:r>
-            <w:r>
-              <w:rPr>
-                <w:rFonts w:hint="eastAsia"/>
-                <w:color w:val="FF0000"/>
-              </w:rPr>
-              <w:t xml:space="preserve">　　　　　　　　　　　</w:t>
-            </w:r>
-            <w:r>
-              <w:rPr>
-                <w:rFonts w:hint="eastAsia"/>
-                <w:color w:val="FF0000"/>
-              </w:rPr>
-              <w:t xml:space="preserve">　　</w:t>
+              <w:t xml:space="preserve">　</w:t>
             </w:r>
             <w:r>
               <w:rPr>
@@ -283,19 +232,7 @@
               <w:rPr>
                 <w:rFonts w:hint="eastAsia"/>
               </w:rPr>
-              <w:t xml:space="preserve">　　　　　　　　　　　　　　　　　　　</w:t>
-            </w:r>
-            <w:r>
-              <w:rPr>
-                <w:rFonts w:hint="eastAsia"/>
-              </w:rPr>
-              <w:t xml:space="preserve"> </w:t>
-            </w:r>
-            <w:r>
-              <w:rPr>
-                <w:rFonts w:hint="eastAsia"/>
-              </w:rPr>
-              <w:t xml:space="preserve">   </w:t>
+              <w:t xml:space="preserve">　</w:t>
             </w:r>
             <w:r>
               <w:rPr>
@@ -411,7 +348,7 @@
               <w:rPr>
                 <w:rFonts w:hint="eastAsia"/>
               </w:rPr>
-              <w:t xml:space="preserve"> 　　　　　　　　　　　　　　　　　　　</w:t>
+              <w:t xml:space="preserve">　</w:t>
             </w:r>
             <w:r>
               <w:rPr>
@@ -1173,22 +1110,7 @@
               <w:rPr>
                 <w:rFonts w:hint="eastAsia"/>
               </w:rPr>
-              <w:t xml:space="preserve">　　　 </w:t>
-            </w:r>
-            <w:r>
-              <w:rPr>
-                <w:rFonts w:hint="eastAsia"/>
-              </w:rPr>
-              <w:t xml:space="preserve">   </w:t>
-            </w:r>
-            <w:r>
-              <w:rPr>
-                <w:rFonts w:ascii="ＭＳ ゴシック" w:eastAsia="ＭＳ ゴシック" w:hAnsi="ＭＳ ゴシック"/>
-                <w:b/>
-                <w:bCs/>
-                <w:color w:val="FF0000"/>
-              </w:rPr>
-              <w:t xml:space="preserve">    </w:t>
+              <w:t xml:space="preserve">　</w:t>
             </w:r>
             <w:r>
               <w:rPr>

--- a/lib/engine-v2/national/templates-official/building-use-start.docx
+++ b/lib/engine-v2/national/templates-official/building-use-start.docx
@@ -316,6 +316,7 @@
           <w:p>
             <w:pPr>
               <w:ind w:right="6"/>
+              <w:jc w:val="right"/>
             </w:pPr>
             <w:r>
               <w:rPr>
@@ -327,16 +328,19 @@
           <w:p>
             <w:pPr>
               <w:ind w:right="6"/>
+              <w:jc w:val="right"/>
             </w:pPr>
           </w:p>
           <w:p>
             <w:pPr>
               <w:ind w:right="6"/>
+              <w:jc w:val="right"/>
             </w:pPr>
           </w:p>
           <w:p>
             <w:pPr>
               <w:ind w:right="6"/>
+              <w:jc w:val="right"/>
             </w:pPr>
           </w:p>
           <w:p>
